--- a/Part-1/Part-1-Activities.docx
+++ b/Part-1/Part-1-Activities.docx
@@ -4,6 +4,7 @@
   <w:body>
     <w:p>
       <w:pPr>
+        <w:jc w:val="both"/>
         <w:rPr>
           <w:rFonts w:ascii="Times New Roman" w:hAnsi="Times New Roman" w:cs="Times New Roman"/>
           <w:b/>
@@ -20,9 +21,12 @@
           <w:sz w:val="40"/>
           <w:szCs w:val="40"/>
         </w:rPr>
-        <w:t xml:space="preserve">Part 1 </w:t>
-      </w:r>
-      <w:r>
+        <w:t xml:space="preserve">Part 1 Activities </w:t>
+      </w:r>
+    </w:p>
+    <w:p>
+      <w:pPr>
+        <w:jc w:val="both"/>
         <w:rPr>
           <w:rFonts w:ascii="Times New Roman" w:hAnsi="Times New Roman" w:cs="Times New Roman"/>
           <w:b/>
@@ -30,8 +34,7 @@
           <w:sz w:val="40"/>
           <w:szCs w:val="40"/>
         </w:rPr>
-        <w:t>A</w:t>
-      </w:r>
+      </w:pPr>
       <w:r>
         <w:rPr>
           <w:rFonts w:ascii="Times New Roman" w:hAnsi="Times New Roman" w:cs="Times New Roman"/>
@@ -40,11 +43,9 @@
           <w:sz w:val="40"/>
           <w:szCs w:val="40"/>
         </w:rPr>
-        <w:t xml:space="preserve">ctivities </w:t>
-      </w:r>
-    </w:p>
-    <w:p>
-      <w:pPr>
+        <w:t xml:space="preserve">(Due end of </w:t>
+      </w:r>
+      <w:r>
         <w:rPr>
           <w:rFonts w:ascii="Times New Roman" w:hAnsi="Times New Roman" w:cs="Times New Roman"/>
           <w:b/>
@@ -52,7 +53,8 @@
           <w:sz w:val="40"/>
           <w:szCs w:val="40"/>
         </w:rPr>
-      </w:pPr>
+        <w:t>W</w:t>
+      </w:r>
       <w:r>
         <w:rPr>
           <w:rFonts w:ascii="Times New Roman" w:hAnsi="Times New Roman" w:cs="Times New Roman"/>
@@ -61,117 +63,522 @@
           <w:sz w:val="40"/>
           <w:szCs w:val="40"/>
         </w:rPr>
-        <w:t>(</w:t>
-      </w:r>
-      <w:r>
+        <w:t>eek 6, Thursday 11.59pm AWST)</w:t>
+      </w:r>
+    </w:p>
+    <w:p>
+      <w:pPr>
+        <w:jc w:val="both"/>
+        <w:rPr>
+          <w:rFonts w:ascii="Times New Roman" w:hAnsi="Times New Roman" w:cs="Times New Roman"/>
+        </w:rPr>
+      </w:pPr>
+      <w:r>
+        <w:rPr>
+          <w:rFonts w:ascii="Times New Roman" w:hAnsi="Times New Roman" w:cs="Times New Roman"/>
+        </w:rPr>
+        <w:t xml:space="preserve">Done counter: </w:t>
+      </w:r>
+      <w:r>
+        <w:rPr>
+          <w:rFonts w:ascii="Times New Roman" w:hAnsi="Times New Roman" w:cs="Times New Roman"/>
+        </w:rPr>
+        <w:t>3</w:t>
+      </w:r>
+      <w:r>
+        <w:rPr>
+          <w:rFonts w:ascii="Times New Roman" w:hAnsi="Times New Roman" w:cs="Times New Roman"/>
+        </w:rPr>
+        <w:t>/25</w:t>
+      </w:r>
+    </w:p>
+    <w:p>
+      <w:pPr>
+        <w:jc w:val="both"/>
+        <w:rPr>
+          <w:rFonts w:ascii="Times New Roman" w:hAnsi="Times New Roman" w:cs="Times New Roman"/>
+        </w:rPr>
+      </w:pPr>
+      <w:r>
+        <w:rPr>
+          <w:rFonts w:ascii="Times New Roman" w:hAnsi="Times New Roman" w:cs="Times New Roman"/>
+        </w:rPr>
+        <w:t>Choose any 25 activities from the following list to complete and submit.</w:t>
+      </w:r>
+    </w:p>
+    <w:p>
+      <w:pPr>
+        <w:jc w:val="both"/>
+        <w:rPr>
+          <w:rFonts w:ascii="Times New Roman" w:hAnsi="Times New Roman" w:cs="Times New Roman"/>
+        </w:rPr>
+      </w:pPr>
+    </w:p>
+    <w:p>
+      <w:pPr>
+        <w:jc w:val="both"/>
         <w:rPr>
           <w:rFonts w:ascii="Times New Roman" w:hAnsi="Times New Roman" w:cs="Times New Roman"/>
           <w:b/>
           <w:bCs/>
-          <w:sz w:val="40"/>
-          <w:szCs w:val="40"/>
-        </w:rPr>
-        <w:t>D</w:t>
-      </w:r>
+        </w:rPr>
+      </w:pPr>
       <w:r>
         <w:rPr>
           <w:rFonts w:ascii="Times New Roman" w:hAnsi="Times New Roman" w:cs="Times New Roman"/>
           <w:b/>
           <w:bCs/>
-          <w:sz w:val="40"/>
-          <w:szCs w:val="40"/>
-        </w:rPr>
-        <w:t xml:space="preserve">ue end of </w:t>
-      </w:r>
-      <w:r>
+        </w:rPr>
+        <w:t>A1. Discover security concepts used on campus.</w:t>
+      </w:r>
+    </w:p>
+    <w:p>
+      <w:pPr>
+        <w:jc w:val="both"/>
+        <w:rPr>
+          <w:rFonts w:ascii="Times New Roman" w:hAnsi="Times New Roman" w:cs="Times New Roman"/>
+        </w:rPr>
+      </w:pPr>
+      <w:r>
+        <w:rPr>
+          <w:rFonts w:ascii="Times New Roman" w:hAnsi="Times New Roman" w:cs="Times New Roman"/>
+          <w:noProof/>
+        </w:rPr>
+        <w:drawing>
+          <wp:anchor distT="0" distB="0" distL="114300" distR="114300" simplePos="0" relativeHeight="251658240" behindDoc="1" locked="0" layoutInCell="1" allowOverlap="1" wp14:anchorId="1CC05912" wp14:editId="4C1377CA">
+            <wp:simplePos x="0" y="0"/>
+            <wp:positionH relativeFrom="column">
+              <wp:posOffset>52705</wp:posOffset>
+            </wp:positionH>
+            <wp:positionV relativeFrom="paragraph">
+              <wp:posOffset>42094</wp:posOffset>
+            </wp:positionV>
+            <wp:extent cx="3014980" cy="1696085"/>
+            <wp:effectExtent l="0" t="0" r="0" b="0"/>
+            <wp:wrapTight wrapText="bothSides">
+              <wp:wrapPolygon edited="0">
+                <wp:start x="0" y="0"/>
+                <wp:lineTo x="0" y="21349"/>
+                <wp:lineTo x="21427" y="21349"/>
+                <wp:lineTo x="21427" y="0"/>
+                <wp:lineTo x="0" y="0"/>
+              </wp:wrapPolygon>
+            </wp:wrapTight>
+            <wp:docPr id="772936819" name="Picture 1"/>
+            <wp:cNvGraphicFramePr>
+              <a:graphicFrameLocks xmlns:a="http://schemas.openxmlformats.org/drawingml/2006/main" noChangeAspect="1"/>
+            </wp:cNvGraphicFramePr>
+            <a:graphic xmlns:a="http://schemas.openxmlformats.org/drawingml/2006/main">
+              <a:graphicData uri="http://schemas.openxmlformats.org/drawingml/2006/picture">
+                <pic:pic xmlns:pic="http://schemas.openxmlformats.org/drawingml/2006/picture">
+                  <pic:nvPicPr>
+                    <pic:cNvPr id="0" name="Picture 1"/>
+                    <pic:cNvPicPr>
+                      <a:picLocks noChangeAspect="1" noChangeArrowheads="1"/>
+                    </pic:cNvPicPr>
+                  </pic:nvPicPr>
+                  <pic:blipFill>
+                    <a:blip r:embed="rId4" cstate="print">
+                      <a:extLst>
+                        <a:ext uri="{28A0092B-C50C-407E-A947-70E740481C1C}">
+                          <a14:useLocalDpi xmlns:a14="http://schemas.microsoft.com/office/drawing/2010/main" val="0"/>
+                        </a:ext>
+                      </a:extLst>
+                    </a:blip>
+                    <a:srcRect/>
+                    <a:stretch>
+                      <a:fillRect/>
+                    </a:stretch>
+                  </pic:blipFill>
+                  <pic:spPr bwMode="auto">
+                    <a:xfrm>
+                      <a:off x="0" y="0"/>
+                      <a:ext cx="3014980" cy="1696085"/>
+                    </a:xfrm>
+                    <a:prstGeom prst="rect">
+                      <a:avLst/>
+                    </a:prstGeom>
+                    <a:noFill/>
+                    <a:ln>
+                      <a:noFill/>
+                    </a:ln>
+                  </pic:spPr>
+                </pic:pic>
+              </a:graphicData>
+            </a:graphic>
+          </wp:anchor>
+        </w:drawing>
+      </w:r>
+      <w:r>
+        <w:rPr>
+          <w:rFonts w:ascii="Times New Roman" w:hAnsi="Times New Roman" w:cs="Times New Roman"/>
+        </w:rPr>
+        <w:t>Students and staff get a campus card which they can use for electronic access to buildings</w:t>
+      </w:r>
+      <w:r>
+        <w:rPr>
+          <w:rFonts w:ascii="Times New Roman" w:hAnsi="Times New Roman" w:cs="Times New Roman"/>
+        </w:rPr>
+        <w:t>, among its many other functions.</w:t>
+      </w:r>
+    </w:p>
+    <w:p>
+      <w:pPr>
+        <w:jc w:val="both"/>
+        <w:rPr>
+          <w:rFonts w:ascii="Times New Roman" w:hAnsi="Times New Roman" w:cs="Times New Roman"/>
+        </w:rPr>
+      </w:pPr>
+      <w:r>
+        <w:rPr>
+          <w:rFonts w:ascii="Times New Roman" w:hAnsi="Times New Roman" w:cs="Times New Roman"/>
+        </w:rPr>
+        <w:drawing>
+          <wp:anchor distT="0" distB="0" distL="114300" distR="114300" simplePos="0" relativeHeight="251659264" behindDoc="1" locked="0" layoutInCell="1" allowOverlap="1" wp14:anchorId="42DB2A78" wp14:editId="3446B9CB">
+            <wp:simplePos x="0" y="0"/>
+            <wp:positionH relativeFrom="column">
+              <wp:posOffset>52312</wp:posOffset>
+            </wp:positionH>
+            <wp:positionV relativeFrom="paragraph">
+              <wp:posOffset>969964</wp:posOffset>
+            </wp:positionV>
+            <wp:extent cx="3014980" cy="1531620"/>
+            <wp:effectExtent l="0" t="0" r="0" b="0"/>
+            <wp:wrapTight wrapText="bothSides">
+              <wp:wrapPolygon edited="0">
+                <wp:start x="0" y="0"/>
+                <wp:lineTo x="0" y="21224"/>
+                <wp:lineTo x="21427" y="21224"/>
+                <wp:lineTo x="21427" y="0"/>
+                <wp:lineTo x="0" y="0"/>
+              </wp:wrapPolygon>
+            </wp:wrapTight>
+            <wp:docPr id="1078264677" name="Picture 1"/>
+            <wp:cNvGraphicFramePr>
+              <a:graphicFrameLocks xmlns:a="http://schemas.openxmlformats.org/drawingml/2006/main" noChangeAspect="1"/>
+            </wp:cNvGraphicFramePr>
+            <a:graphic xmlns:a="http://schemas.openxmlformats.org/drawingml/2006/main">
+              <a:graphicData uri="http://schemas.openxmlformats.org/drawingml/2006/picture">
+                <pic:pic xmlns:pic="http://schemas.openxmlformats.org/drawingml/2006/picture">
+                  <pic:nvPicPr>
+                    <pic:cNvPr id="1078264677" name=""/>
+                    <pic:cNvPicPr/>
+                  </pic:nvPicPr>
+                  <pic:blipFill>
+                    <a:blip r:embed="rId5" cstate="print">
+                      <a:extLst>
+                        <a:ext uri="{28A0092B-C50C-407E-A947-70E740481C1C}">
+                          <a14:useLocalDpi xmlns:a14="http://schemas.microsoft.com/office/drawing/2010/main" val="0"/>
+                        </a:ext>
+                      </a:extLst>
+                    </a:blip>
+                    <a:stretch>
+                      <a:fillRect/>
+                    </a:stretch>
+                  </pic:blipFill>
+                  <pic:spPr>
+                    <a:xfrm>
+                      <a:off x="0" y="0"/>
+                      <a:ext cx="3014980" cy="1531620"/>
+                    </a:xfrm>
+                    <a:prstGeom prst="rect">
+                      <a:avLst/>
+                    </a:prstGeom>
+                  </pic:spPr>
+                </pic:pic>
+              </a:graphicData>
+            </a:graphic>
+            <wp14:sizeRelH relativeFrom="margin">
+              <wp14:pctWidth>0</wp14:pctWidth>
+            </wp14:sizeRelH>
+            <wp14:sizeRelV relativeFrom="margin">
+              <wp14:pctHeight>0</wp14:pctHeight>
+            </wp14:sizeRelV>
+          </wp:anchor>
+        </w:drawing>
+      </w:r>
+      <w:r>
+        <w:rPr>
+          <w:rFonts w:ascii="Times New Roman" w:hAnsi="Times New Roman" w:cs="Times New Roman"/>
+        </w:rPr>
+        <w:t>Upon further investigation, it seems that the card reader comes from the company Gallagher and specifically has the model T11 Multi Tech Reader.</w:t>
+      </w:r>
+      <w:r>
+        <w:rPr>
+          <w:rFonts w:ascii="Times New Roman" w:hAnsi="Times New Roman" w:cs="Times New Roman"/>
+        </w:rPr>
+        <w:t xml:space="preserve"> This card reader provides reader security through authentication and encryption between the reader and the controller.</w:t>
+      </w:r>
+    </w:p>
+    <w:p>
+      <w:pPr>
+        <w:jc w:val="both"/>
+        <w:rPr>
+          <w:rFonts w:ascii="Times New Roman" w:hAnsi="Times New Roman" w:cs="Times New Roman"/>
+        </w:rPr>
+      </w:pPr>
+    </w:p>
+    <w:p>
+      <w:pPr>
+        <w:jc w:val="both"/>
+        <w:rPr>
+          <w:rFonts w:ascii="Times New Roman" w:hAnsi="Times New Roman" w:cs="Times New Roman"/>
+        </w:rPr>
+      </w:pPr>
+    </w:p>
+    <w:p>
+      <w:pPr>
+        <w:jc w:val="both"/>
+        <w:rPr>
+          <w:rFonts w:ascii="Times New Roman" w:hAnsi="Times New Roman" w:cs="Times New Roman"/>
+        </w:rPr>
+      </w:pPr>
+    </w:p>
+    <w:p>
+      <w:pPr>
+        <w:jc w:val="both"/>
+        <w:rPr>
+          <w:rFonts w:ascii="Times New Roman" w:hAnsi="Times New Roman" w:cs="Times New Roman"/>
+        </w:rPr>
+      </w:pPr>
+    </w:p>
+    <w:p>
+      <w:pPr>
+        <w:jc w:val="both"/>
+        <w:rPr>
+          <w:rFonts w:ascii="Times New Roman" w:hAnsi="Times New Roman" w:cs="Times New Roman"/>
+        </w:rPr>
+      </w:pPr>
+      <w:r>
+        <w:rPr>
+          <w:rFonts w:ascii="Times New Roman" w:hAnsi="Times New Roman" w:cs="Times New Roman"/>
+        </w:rPr>
+        <w:t>A2. Discover security concepts used in public space.</w:t>
+      </w:r>
+    </w:p>
+    <w:p>
+      <w:pPr>
+        <w:jc w:val="both"/>
+        <w:rPr>
+          <w:rFonts w:ascii="Times New Roman" w:hAnsi="Times New Roman" w:cs="Times New Roman"/>
+        </w:rPr>
+      </w:pPr>
+      <w:r>
+        <w:rPr>
+          <w:rFonts w:ascii="Times New Roman" w:hAnsi="Times New Roman" w:cs="Times New Roman"/>
+        </w:rPr>
+        <w:t>Need to take pic of cctv used in woollies/coles.</w:t>
+      </w:r>
+    </w:p>
+    <w:p>
+      <w:pPr>
+        <w:jc w:val="both"/>
         <w:rPr>
           <w:rFonts w:ascii="Times New Roman" w:hAnsi="Times New Roman" w:cs="Times New Roman"/>
           <w:b/>
           <w:bCs/>
-          <w:sz w:val="40"/>
-          <w:szCs w:val="40"/>
-        </w:rPr>
-        <w:t>W</w:t>
-      </w:r>
+        </w:rPr>
+      </w:pPr>
       <w:r>
         <w:rPr>
           <w:rFonts w:ascii="Times New Roman" w:hAnsi="Times New Roman" w:cs="Times New Roman"/>
           <w:b/>
           <w:bCs/>
-          <w:sz w:val="40"/>
-          <w:szCs w:val="40"/>
-        </w:rPr>
-        <w:t>eek 6, Thursday 11.59pm AWST)</w:t>
-      </w:r>
-    </w:p>
-    <w:p>
-      <w:pPr>
-        <w:rPr>
-          <w:rFonts w:ascii="Times New Roman" w:hAnsi="Times New Roman" w:cs="Times New Roman"/>
-        </w:rPr>
-      </w:pPr>
-    </w:p>
-    <w:p>
-      <w:pPr>
-        <w:rPr>
-          <w:rFonts w:ascii="Times New Roman" w:hAnsi="Times New Roman" w:cs="Times New Roman"/>
-        </w:rPr>
-      </w:pPr>
-      <w:r>
-        <w:rPr>
-          <w:rFonts w:ascii="Times New Roman" w:hAnsi="Times New Roman" w:cs="Times New Roman"/>
-        </w:rPr>
-        <w:t>Choose any 25 activities from the following list to complete and submit.</w:t>
-      </w:r>
-    </w:p>
-    <w:p>
-      <w:pPr>
-        <w:rPr>
-          <w:rFonts w:ascii="Times New Roman" w:hAnsi="Times New Roman" w:cs="Times New Roman"/>
-        </w:rPr>
-      </w:pPr>
-    </w:p>
-    <w:p>
-      <w:pPr>
-        <w:rPr>
-          <w:rFonts w:ascii="Times New Roman" w:hAnsi="Times New Roman" w:cs="Times New Roman"/>
-        </w:rPr>
-      </w:pPr>
-      <w:r>
-        <w:rPr>
-          <w:rFonts w:ascii="Times New Roman" w:hAnsi="Times New Roman" w:cs="Times New Roman"/>
-        </w:rPr>
-        <w:t>A1. Discover security concepts used on campus.</w:t>
-      </w:r>
-    </w:p>
-    <w:p>
-      <w:pPr>
-        <w:rPr>
-          <w:rFonts w:ascii="Times New Roman" w:hAnsi="Times New Roman" w:cs="Times New Roman"/>
-        </w:rPr>
-      </w:pPr>
-      <w:r>
-        <w:rPr>
-          <w:rFonts w:ascii="Times New Roman" w:hAnsi="Times New Roman" w:cs="Times New Roman"/>
-        </w:rPr>
-        <w:t>A2. Discover security concepts used in public space.</w:t>
-      </w:r>
-    </w:p>
-    <w:p>
-      <w:pPr>
-        <w:rPr>
-          <w:rFonts w:ascii="Times New Roman" w:hAnsi="Times New Roman" w:cs="Times New Roman"/>
-        </w:rPr>
-      </w:pPr>
-      <w:r>
-        <w:rPr>
-          <w:rFonts w:ascii="Times New Roman" w:hAnsi="Times New Roman" w:cs="Times New Roman"/>
+          <w:noProof/>
+        </w:rPr>
+        <w:drawing>
+          <wp:anchor distT="0" distB="0" distL="114300" distR="114300" simplePos="0" relativeHeight="251661312" behindDoc="1" locked="0" layoutInCell="1" allowOverlap="1" wp14:anchorId="7A22396D" wp14:editId="70EF1C68">
+            <wp:simplePos x="0" y="0"/>
+            <wp:positionH relativeFrom="column">
+              <wp:posOffset>1690073</wp:posOffset>
+            </wp:positionH>
+            <wp:positionV relativeFrom="paragraph">
+              <wp:posOffset>241935</wp:posOffset>
+            </wp:positionV>
+            <wp:extent cx="1700530" cy="956310"/>
+            <wp:effectExtent l="0" t="0" r="0" b="0"/>
+            <wp:wrapTight wrapText="bothSides">
+              <wp:wrapPolygon edited="0">
+                <wp:start x="0" y="0"/>
+                <wp:lineTo x="0" y="21084"/>
+                <wp:lineTo x="21294" y="21084"/>
+                <wp:lineTo x="21294" y="0"/>
+                <wp:lineTo x="0" y="0"/>
+              </wp:wrapPolygon>
+            </wp:wrapTight>
+            <wp:docPr id="583298403" name="Picture 3"/>
+            <wp:cNvGraphicFramePr>
+              <a:graphicFrameLocks xmlns:a="http://schemas.openxmlformats.org/drawingml/2006/main" noChangeAspect="1"/>
+            </wp:cNvGraphicFramePr>
+            <a:graphic xmlns:a="http://schemas.openxmlformats.org/drawingml/2006/main">
+              <a:graphicData uri="http://schemas.openxmlformats.org/drawingml/2006/picture">
+                <pic:pic xmlns:pic="http://schemas.openxmlformats.org/drawingml/2006/picture">
+                  <pic:nvPicPr>
+                    <pic:cNvPr id="0" name="Picture 3"/>
+                    <pic:cNvPicPr>
+                      <a:picLocks noChangeAspect="1" noChangeArrowheads="1"/>
+                    </pic:cNvPicPr>
+                  </pic:nvPicPr>
+                  <pic:blipFill>
+                    <a:blip r:embed="rId6" cstate="print">
+                      <a:extLst>
+                        <a:ext uri="{28A0092B-C50C-407E-A947-70E740481C1C}">
+                          <a14:useLocalDpi xmlns:a14="http://schemas.microsoft.com/office/drawing/2010/main" val="0"/>
+                        </a:ext>
+                      </a:extLst>
+                    </a:blip>
+                    <a:srcRect/>
+                    <a:stretch>
+                      <a:fillRect/>
+                    </a:stretch>
+                  </pic:blipFill>
+                  <pic:spPr bwMode="auto">
+                    <a:xfrm>
+                      <a:off x="0" y="0"/>
+                      <a:ext cx="1700530" cy="956310"/>
+                    </a:xfrm>
+                    <a:prstGeom prst="rect">
+                      <a:avLst/>
+                    </a:prstGeom>
+                    <a:noFill/>
+                    <a:ln>
+                      <a:noFill/>
+                    </a:ln>
+                  </pic:spPr>
+                </pic:pic>
+              </a:graphicData>
+            </a:graphic>
+            <wp14:sizeRelH relativeFrom="margin">
+              <wp14:pctWidth>0</wp14:pctWidth>
+            </wp14:sizeRelH>
+            <wp14:sizeRelV relativeFrom="margin">
+              <wp14:pctHeight>0</wp14:pctHeight>
+            </wp14:sizeRelV>
+          </wp:anchor>
+        </w:drawing>
+      </w:r>
+      <w:r>
+        <w:rPr>
+          <w:rFonts w:ascii="Times New Roman" w:hAnsi="Times New Roman" w:cs="Times New Roman"/>
+          <w:b/>
+          <w:bCs/>
+          <w:noProof/>
+        </w:rPr>
+        <w:drawing>
+          <wp:anchor distT="0" distB="0" distL="114300" distR="114300" simplePos="0" relativeHeight="251660288" behindDoc="1" locked="0" layoutInCell="1" allowOverlap="1" wp14:anchorId="57F5FC1E" wp14:editId="4DDEA1B9">
+            <wp:simplePos x="0" y="0"/>
+            <wp:positionH relativeFrom="column">
+              <wp:posOffset>-195</wp:posOffset>
+            </wp:positionH>
+            <wp:positionV relativeFrom="paragraph">
+              <wp:posOffset>246674</wp:posOffset>
+            </wp:positionV>
+            <wp:extent cx="1690370" cy="951230"/>
+            <wp:effectExtent l="0" t="0" r="5080" b="1270"/>
+            <wp:wrapTight wrapText="bothSides">
+              <wp:wrapPolygon edited="0">
+                <wp:start x="0" y="0"/>
+                <wp:lineTo x="0" y="21196"/>
+                <wp:lineTo x="21421" y="21196"/>
+                <wp:lineTo x="21421" y="0"/>
+                <wp:lineTo x="0" y="0"/>
+              </wp:wrapPolygon>
+            </wp:wrapTight>
+            <wp:docPr id="1889892760" name="Picture 2"/>
+            <wp:cNvGraphicFramePr>
+              <a:graphicFrameLocks xmlns:a="http://schemas.openxmlformats.org/drawingml/2006/main" noChangeAspect="1"/>
+            </wp:cNvGraphicFramePr>
+            <a:graphic xmlns:a="http://schemas.openxmlformats.org/drawingml/2006/main">
+              <a:graphicData uri="http://schemas.openxmlformats.org/drawingml/2006/picture">
+                <pic:pic xmlns:pic="http://schemas.openxmlformats.org/drawingml/2006/picture">
+                  <pic:nvPicPr>
+                    <pic:cNvPr id="0" name="Picture 2"/>
+                    <pic:cNvPicPr>
+                      <a:picLocks noChangeAspect="1" noChangeArrowheads="1"/>
+                    </pic:cNvPicPr>
+                  </pic:nvPicPr>
+                  <pic:blipFill>
+                    <a:blip r:embed="rId7" cstate="print">
+                      <a:extLst>
+                        <a:ext uri="{28A0092B-C50C-407E-A947-70E740481C1C}">
+                          <a14:useLocalDpi xmlns:a14="http://schemas.microsoft.com/office/drawing/2010/main" val="0"/>
+                        </a:ext>
+                      </a:extLst>
+                    </a:blip>
+                    <a:srcRect/>
+                    <a:stretch>
+                      <a:fillRect/>
+                    </a:stretch>
+                  </pic:blipFill>
+                  <pic:spPr bwMode="auto">
+                    <a:xfrm>
+                      <a:off x="0" y="0"/>
+                      <a:ext cx="1690370" cy="951230"/>
+                    </a:xfrm>
+                    <a:prstGeom prst="rect">
+                      <a:avLst/>
+                    </a:prstGeom>
+                    <a:noFill/>
+                    <a:ln>
+                      <a:noFill/>
+                    </a:ln>
+                  </pic:spPr>
+                </pic:pic>
+              </a:graphicData>
+            </a:graphic>
+          </wp:anchor>
+        </w:drawing>
+      </w:r>
+      <w:r>
+        <w:rPr>
+          <w:rFonts w:ascii="Times New Roman" w:hAnsi="Times New Roman" w:cs="Times New Roman"/>
+          <w:b/>
+          <w:bCs/>
         </w:rPr>
         <w:t>A3. Discover security concepts used in your house.</w:t>
       </w:r>
     </w:p>
     <w:p>
       <w:pPr>
+        <w:jc w:val="both"/>
+        <w:rPr>
+          <w:rFonts w:ascii="Times New Roman" w:hAnsi="Times New Roman" w:cs="Times New Roman"/>
+        </w:rPr>
+      </w:pPr>
+      <w:r>
+        <w:rPr>
+          <w:rFonts w:ascii="Times New Roman" w:hAnsi="Times New Roman" w:cs="Times New Roman"/>
+        </w:rPr>
+        <w:t>My house uses CCTV to monitor the outside of the house and the kitchen. The security camera comes from the company ANRAN</w:t>
+      </w:r>
+      <w:r>
+        <w:rPr>
+          <w:rFonts w:ascii="Times New Roman" w:hAnsi="Times New Roman" w:cs="Times New Roman"/>
+        </w:rPr>
+        <w:t>, which is known to offer</w:t>
+      </w:r>
+      <w:r>
+        <w:rPr>
+          <w:rFonts w:ascii="Times New Roman" w:hAnsi="Times New Roman" w:cs="Times New Roman"/>
+        </w:rPr>
+        <w:t xml:space="preserve"> smart</w:t>
+      </w:r>
+      <w:r>
+        <w:rPr>
+          <w:rFonts w:ascii="Times New Roman" w:hAnsi="Times New Roman" w:cs="Times New Roman"/>
+        </w:rPr>
+        <w:t xml:space="preserve"> surveillance systems</w:t>
+      </w:r>
+      <w:r>
+        <w:rPr>
+          <w:rFonts w:ascii="Times New Roman" w:hAnsi="Times New Roman" w:cs="Times New Roman"/>
+        </w:rPr>
+        <w:t>.</w:t>
+      </w:r>
+    </w:p>
+    <w:p>
+      <w:pPr>
+        <w:jc w:val="both"/>
         <w:rPr>
           <w:rFonts w:ascii="Times New Roman" w:hAnsi="Times New Roman" w:cs="Times New Roman"/>
         </w:rPr>
@@ -185,6 +592,7 @@
     </w:p>
     <w:p>
       <w:pPr>
+        <w:jc w:val="both"/>
         <w:rPr>
           <w:rFonts w:ascii="Times New Roman" w:hAnsi="Times New Roman" w:cs="Times New Roman"/>
         </w:rPr>
@@ -198,6 +606,7 @@
     </w:p>
     <w:p>
       <w:pPr>
+        <w:jc w:val="both"/>
         <w:rPr>
           <w:rFonts w:ascii="Times New Roman" w:hAnsi="Times New Roman" w:cs="Times New Roman"/>
         </w:rPr>
@@ -211,6 +620,7 @@
     </w:p>
     <w:p>
       <w:pPr>
+        <w:jc w:val="both"/>
         <w:rPr>
           <w:rFonts w:ascii="Times New Roman" w:hAnsi="Times New Roman" w:cs="Times New Roman"/>
         </w:rPr>
@@ -224,19 +634,22 @@
     </w:p>
     <w:p>
       <w:pPr>
-        <w:rPr>
-          <w:rFonts w:ascii="Times New Roman" w:hAnsi="Times New Roman" w:cs="Times New Roman"/>
-        </w:rPr>
-      </w:pPr>
-      <w:r>
-        <w:rPr>
-          <w:rFonts w:ascii="Times New Roman" w:hAnsi="Times New Roman" w:cs="Times New Roman"/>
-        </w:rPr>
+        <w:jc w:val="both"/>
+        <w:rPr>
+          <w:rFonts w:ascii="Times New Roman" w:hAnsi="Times New Roman" w:cs="Times New Roman"/>
+        </w:rPr>
+      </w:pPr>
+      <w:r>
+        <w:rPr>
+          <w:rFonts w:ascii="Times New Roman" w:hAnsi="Times New Roman" w:cs="Times New Roman"/>
+        </w:rPr>
+        <w:lastRenderedPageBreak/>
         <w:t>A8. Discover cryptography used in Internet of Things devices.</w:t>
       </w:r>
     </w:p>
     <w:p>
       <w:pPr>
+        <w:jc w:val="both"/>
         <w:rPr>
           <w:rFonts w:ascii="Times New Roman" w:hAnsi="Times New Roman" w:cs="Times New Roman"/>
         </w:rPr>
@@ -250,6 +663,7 @@
     </w:p>
     <w:p>
       <w:pPr>
+        <w:jc w:val="both"/>
         <w:rPr>
           <w:rFonts w:ascii="Times New Roman" w:hAnsi="Times New Roman" w:cs="Times New Roman"/>
         </w:rPr>
@@ -263,6 +677,7 @@
     </w:p>
     <w:p>
       <w:pPr>
+        <w:jc w:val="both"/>
         <w:rPr>
           <w:rFonts w:ascii="Times New Roman" w:hAnsi="Times New Roman" w:cs="Times New Roman"/>
         </w:rPr>
@@ -276,6 +691,7 @@
     </w:p>
     <w:p>
       <w:pPr>
+        <w:jc w:val="both"/>
         <w:rPr>
           <w:rFonts w:ascii="Times New Roman" w:hAnsi="Times New Roman" w:cs="Times New Roman"/>
         </w:rPr>
@@ -289,6 +705,7 @@
     </w:p>
     <w:p>
       <w:pPr>
+        <w:jc w:val="both"/>
         <w:rPr>
           <w:rFonts w:ascii="Times New Roman" w:hAnsi="Times New Roman" w:cs="Times New Roman"/>
         </w:rPr>
@@ -302,6 +719,7 @@
     </w:p>
     <w:p>
       <w:pPr>
+        <w:jc w:val="both"/>
         <w:rPr>
           <w:rFonts w:ascii="Times New Roman" w:hAnsi="Times New Roman" w:cs="Times New Roman"/>
         </w:rPr>
@@ -315,6 +733,7 @@
     </w:p>
     <w:p>
       <w:pPr>
+        <w:jc w:val="both"/>
         <w:rPr>
           <w:rFonts w:ascii="Times New Roman" w:hAnsi="Times New Roman" w:cs="Times New Roman"/>
         </w:rPr>
@@ -328,6 +747,7 @@
     </w:p>
     <w:p>
       <w:pPr>
+        <w:jc w:val="both"/>
         <w:rPr>
           <w:rFonts w:ascii="Times New Roman" w:hAnsi="Times New Roman" w:cs="Times New Roman"/>
         </w:rPr>
@@ -341,6 +761,7 @@
     </w:p>
     <w:p>
       <w:pPr>
+        <w:jc w:val="both"/>
         <w:rPr>
           <w:rFonts w:ascii="Times New Roman" w:hAnsi="Times New Roman" w:cs="Times New Roman"/>
         </w:rPr>
@@ -354,6 +775,7 @@
     </w:p>
     <w:p>
       <w:pPr>
+        <w:jc w:val="both"/>
         <w:rPr>
           <w:rFonts w:ascii="Times New Roman" w:hAnsi="Times New Roman" w:cs="Times New Roman"/>
         </w:rPr>
@@ -367,19 +789,51 @@
     </w:p>
     <w:p>
       <w:pPr>
-        <w:rPr>
-          <w:rFonts w:ascii="Times New Roman" w:hAnsi="Times New Roman" w:cs="Times New Roman"/>
-        </w:rPr>
-      </w:pPr>
-      <w:r>
-        <w:rPr>
-          <w:rFonts w:ascii="Times New Roman" w:hAnsi="Times New Roman" w:cs="Times New Roman"/>
+        <w:jc w:val="both"/>
+        <w:rPr>
+          <w:rFonts w:ascii="Times New Roman" w:hAnsi="Times New Roman" w:cs="Times New Roman"/>
+          <w:b/>
+          <w:bCs/>
+        </w:rPr>
+      </w:pPr>
+      <w:r>
+        <w:rPr>
+          <w:rFonts w:ascii="Times New Roman" w:hAnsi="Times New Roman" w:cs="Times New Roman"/>
+          <w:b/>
+          <w:bCs/>
         </w:rPr>
         <w:t>A19. Join a CS/DS/cybersecurity club.</w:t>
       </w:r>
     </w:p>
     <w:p>
       <w:pPr>
+        <w:jc w:val="both"/>
+        <w:rPr>
+          <w:rFonts w:ascii="Times New Roman" w:hAnsi="Times New Roman" w:cs="Times New Roman"/>
+        </w:rPr>
+      </w:pPr>
+      <w:r>
+        <w:rPr>
+          <w:rFonts w:ascii="Times New Roman" w:hAnsi="Times New Roman" w:cs="Times New Roman"/>
+        </w:rPr>
+        <w:t>I have joined the discord servers of several of UWA’s CS/DS/Cybersecurity clubs, such as Coders For Causes (CFC), Programming Competitive Society (PCS), University Computer Club (UCC)</w:t>
+      </w:r>
+      <w:r>
+        <w:rPr>
+          <w:rFonts w:ascii="Times New Roman" w:hAnsi="Times New Roman" w:cs="Times New Roman"/>
+        </w:rPr>
+        <w:t>, UWA CS/DS, and Computer Science Students’ Club. All evidence of this will be under the directory “A19”</w:t>
+      </w:r>
+      <w:r>
+        <w:rPr>
+          <w:rFonts w:ascii="Times New Roman" w:hAnsi="Times New Roman" w:cs="Times New Roman"/>
+        </w:rPr>
+        <w:t>.</w:t>
+      </w:r>
+    </w:p>
+    <w:p>
+      <w:pPr>
+        <w:jc w:val="both"/>
         <w:rPr>
           <w:rFonts w:ascii="Times New Roman" w:hAnsi="Times New Roman" w:cs="Times New Roman"/>
         </w:rPr>
@@ -393,6 +847,7 @@
     </w:p>
     <w:p>
       <w:pPr>
+        <w:jc w:val="both"/>
         <w:rPr>
           <w:rFonts w:ascii="Times New Roman" w:hAnsi="Times New Roman" w:cs="Times New Roman"/>
         </w:rPr>
@@ -406,6 +861,7 @@
     </w:p>
     <w:p>
       <w:pPr>
+        <w:jc w:val="both"/>
         <w:rPr>
           <w:rFonts w:ascii="Times New Roman" w:hAnsi="Times New Roman" w:cs="Times New Roman"/>
         </w:rPr>
@@ -419,6 +875,7 @@
     </w:p>
     <w:p>
       <w:pPr>
+        <w:jc w:val="both"/>
         <w:rPr>
           <w:rFonts w:ascii="Times New Roman" w:hAnsi="Times New Roman" w:cs="Times New Roman"/>
         </w:rPr>
@@ -432,20 +889,21 @@
     </w:p>
     <w:p>
       <w:pPr>
-        <w:rPr>
-          <w:rFonts w:ascii="Times New Roman" w:hAnsi="Times New Roman" w:cs="Times New Roman"/>
-        </w:rPr>
-      </w:pPr>
-      <w:r>
-        <w:rPr>
-          <w:rFonts w:ascii="Times New Roman" w:hAnsi="Times New Roman" w:cs="Times New Roman"/>
-        </w:rPr>
-        <w:lastRenderedPageBreak/>
+        <w:jc w:val="both"/>
+        <w:rPr>
+          <w:rFonts w:ascii="Times New Roman" w:hAnsi="Times New Roman" w:cs="Times New Roman"/>
+        </w:rPr>
+      </w:pPr>
+      <w:r>
+        <w:rPr>
+          <w:rFonts w:ascii="Times New Roman" w:hAnsi="Times New Roman" w:cs="Times New Roman"/>
+        </w:rPr>
         <w:t>A24. Teach your family about cybersecurity topic of your choice.</w:t>
       </w:r>
     </w:p>
     <w:p>
       <w:pPr>
+        <w:jc w:val="both"/>
         <w:rPr>
           <w:rFonts w:ascii="Times New Roman" w:hAnsi="Times New Roman" w:cs="Times New Roman"/>
         </w:rPr>
@@ -459,6 +917,7 @@
     </w:p>
     <w:p>
       <w:pPr>
+        <w:jc w:val="both"/>
         <w:rPr>
           <w:rFonts w:ascii="Times New Roman" w:hAnsi="Times New Roman" w:cs="Times New Roman"/>
         </w:rPr>
@@ -472,6 +931,7 @@
     </w:p>
     <w:p>
       <w:pPr>
+        <w:jc w:val="both"/>
         <w:rPr>
           <w:rFonts w:ascii="Times New Roman" w:hAnsi="Times New Roman" w:cs="Times New Roman"/>
         </w:rPr>
@@ -485,6 +945,7 @@
     </w:p>
     <w:p>
       <w:pPr>
+        <w:jc w:val="both"/>
         <w:rPr>
           <w:rFonts w:ascii="Times New Roman" w:hAnsi="Times New Roman" w:cs="Times New Roman"/>
         </w:rPr>
@@ -498,6 +959,7 @@
     </w:p>
     <w:p>
       <w:pPr>
+        <w:jc w:val="both"/>
         <w:rPr>
           <w:rFonts w:ascii="Times New Roman" w:hAnsi="Times New Roman" w:cs="Times New Roman"/>
         </w:rPr>
@@ -511,6 +973,7 @@
     </w:p>
     <w:p>
       <w:pPr>
+        <w:jc w:val="both"/>
         <w:rPr>
           <w:rFonts w:ascii="Times New Roman" w:hAnsi="Times New Roman" w:cs="Times New Roman"/>
         </w:rPr>
@@ -1135,6 +1598,7 @@
   <w:style w:type="character" w:default="1" w:styleId="DefaultParagraphFont">
     <w:name w:val="Default Paragraph Font"/>
     <w:uiPriority w:val="1"/>
+    <w:semiHidden/>
     <w:unhideWhenUsed/>
   </w:style>
   <w:style w:type="table" w:default="1" w:styleId="TableNormal">
